--- a/LLM_and_Enterprise_RAG_Bootcamp/Lab_Walkthroughs/Week_01_Lab_B_end_to_end_simple_rag_walkthrough.docx
+++ b/LLM_and_Enterprise_RAG_Bootcamp/Lab_Walkthroughs/Week_01_Lab_B_end_to_end_simple_rag_walkthrough.docx
@@ -155,6 +155,430 @@
           <w:sz w:val="22"/>
         </w:rPr>
         <w:t>Run 20 sample queries and record recall@8 and answer quality.</w:t>
+      </w:r>
+    </w:p>
+    <w:p>
+      <w:r>
+        <w:rPr>
+          <w:b/>
+          <w:color w:val="1E2761"/>
+          <w:sz w:val="32"/>
+        </w:rPr>
+        <w:t>Starter Code</w:t>
+      </w:r>
+    </w:p>
+    <w:p>
+      <w:r>
+        <w:rPr>
+          <w:color w:val="333333"/>
+          <w:sz w:val="22"/>
+        </w:rPr>
+        <w:t>Copy this into the lab workspace and fill in the marked sections.</w:t>
+      </w:r>
+    </w:p>
+    <w:p>
+      <w:pPr>
+        <w:spacing w:after="0" w:before="0"/>
+      </w:pPr>
+      <w:r>
+        <w:rPr>
+          <w:rFonts w:ascii="Consolas" w:hAnsi="Consolas"/>
+          <w:color w:val="101010"/>
+          <w:sz w:val="18"/>
+        </w:rPr>
+        <w:t>import faiss</w:t>
+      </w:r>
+    </w:p>
+    <w:p>
+      <w:pPr>
+        <w:spacing w:after="0" w:before="0"/>
+      </w:pPr>
+      <w:r>
+        <w:rPr>
+          <w:rFonts w:ascii="Consolas" w:hAnsi="Consolas"/>
+          <w:color w:val="101010"/>
+          <w:sz w:val="18"/>
+        </w:rPr>
+        <w:t>import numpy as np</w:t>
+      </w:r>
+    </w:p>
+    <w:p>
+      <w:pPr>
+        <w:spacing w:after="0" w:before="0"/>
+      </w:pPr>
+      <w:r>
+        <w:rPr>
+          <w:rFonts w:ascii="Consolas" w:hAnsi="Consolas"/>
+          <w:color w:val="101010"/>
+          <w:sz w:val="18"/>
+        </w:rPr>
+        <w:t>from sentence_transformers import SentenceTransformer</w:t>
+      </w:r>
+    </w:p>
+    <w:p>
+      <w:pPr>
+        <w:spacing w:after="0" w:before="0"/>
+      </w:pPr>
+      <w:r>
+        <w:rPr>
+          <w:rFonts w:ascii="Consolas" w:hAnsi="Consolas"/>
+          <w:color w:val="101010"/>
+          <w:sz w:val="18"/>
+        </w:rPr>
+        <w:t xml:space="preserve"> </w:t>
+      </w:r>
+    </w:p>
+    <w:p>
+      <w:pPr>
+        <w:spacing w:after="0" w:before="0"/>
+      </w:pPr>
+      <w:r>
+        <w:rPr>
+          <w:rFonts w:ascii="Consolas" w:hAnsi="Consolas"/>
+          <w:color w:val="101010"/>
+          <w:sz w:val="18"/>
+        </w:rPr>
+        <w:t>model = SentenceTransformer('BAAI/bge-small-en-v1.5')</w:t>
+      </w:r>
+    </w:p>
+    <w:p>
+      <w:pPr>
+        <w:spacing w:after="0" w:before="0"/>
+      </w:pPr>
+      <w:r>
+        <w:rPr>
+          <w:rFonts w:ascii="Consolas" w:hAnsi="Consolas"/>
+          <w:color w:val="101010"/>
+          <w:sz w:val="18"/>
+        </w:rPr>
+        <w:t xml:space="preserve"> </w:t>
+      </w:r>
+    </w:p>
+    <w:p>
+      <w:pPr>
+        <w:spacing w:after="0" w:before="0"/>
+      </w:pPr>
+      <w:r>
+        <w:rPr>
+          <w:rFonts w:ascii="Consolas" w:hAnsi="Consolas"/>
+          <w:color w:val="101010"/>
+          <w:sz w:val="18"/>
+        </w:rPr>
+        <w:t>def chunk(text, size=500, overlap=50):</w:t>
+      </w:r>
+    </w:p>
+    <w:p>
+      <w:pPr>
+        <w:spacing w:after="0" w:before="0"/>
+      </w:pPr>
+      <w:r>
+        <w:rPr>
+          <w:rFonts w:ascii="Consolas" w:hAnsi="Consolas"/>
+          <w:color w:val="101010"/>
+          <w:sz w:val="18"/>
+        </w:rPr>
+        <w:t xml:space="preserve">    words = text.split()</w:t>
+      </w:r>
+    </w:p>
+    <w:p>
+      <w:pPr>
+        <w:spacing w:after="0" w:before="0"/>
+      </w:pPr>
+      <w:r>
+        <w:rPr>
+          <w:rFonts w:ascii="Consolas" w:hAnsi="Consolas"/>
+          <w:color w:val="101010"/>
+          <w:sz w:val="18"/>
+        </w:rPr>
+        <w:t xml:space="preserve">    step = size - overlap</w:t>
+      </w:r>
+    </w:p>
+    <w:p>
+      <w:pPr>
+        <w:spacing w:after="0" w:before="0"/>
+      </w:pPr>
+      <w:r>
+        <w:rPr>
+          <w:rFonts w:ascii="Consolas" w:hAnsi="Consolas"/>
+          <w:color w:val="101010"/>
+          <w:sz w:val="18"/>
+        </w:rPr>
+        <w:t xml:space="preserve">    return [' '.join(words[i:i + size]) for i in range(0, len(words), step)]</w:t>
+      </w:r>
+    </w:p>
+    <w:p>
+      <w:pPr>
+        <w:spacing w:after="0" w:before="0"/>
+      </w:pPr>
+      <w:r>
+        <w:rPr>
+          <w:rFonts w:ascii="Consolas" w:hAnsi="Consolas"/>
+          <w:color w:val="101010"/>
+          <w:sz w:val="18"/>
+        </w:rPr>
+        <w:t xml:space="preserve"> </w:t>
+      </w:r>
+    </w:p>
+    <w:p>
+      <w:pPr>
+        <w:spacing w:after="0" w:before="0"/>
+      </w:pPr>
+      <w:r>
+        <w:rPr>
+          <w:rFonts w:ascii="Consolas" w:hAnsi="Consolas"/>
+          <w:color w:val="101010"/>
+          <w:sz w:val="18"/>
+        </w:rPr>
+        <w:t>docs = load_corpus('data/corpus_200.jsonl')  # provided by the lab repo</w:t>
+      </w:r>
+    </w:p>
+    <w:p>
+      <w:pPr>
+        <w:spacing w:after="0" w:before="0"/>
+      </w:pPr>
+      <w:r>
+        <w:rPr>
+          <w:rFonts w:ascii="Consolas" w:hAnsi="Consolas"/>
+          <w:color w:val="101010"/>
+          <w:sz w:val="18"/>
+        </w:rPr>
+        <w:t>chunks = [c for d in docs for c in chunk(d['text'])]</w:t>
+      </w:r>
+    </w:p>
+    <w:p>
+      <w:pPr>
+        <w:spacing w:after="0" w:before="0"/>
+      </w:pPr>
+      <w:r>
+        <w:rPr>
+          <w:rFonts w:ascii="Consolas" w:hAnsi="Consolas"/>
+          <w:color w:val="101010"/>
+          <w:sz w:val="18"/>
+        </w:rPr>
+        <w:t>emb = model.encode(chunks, normalize_embeddings=True)</w:t>
+      </w:r>
+    </w:p>
+    <w:p>
+      <w:pPr>
+        <w:spacing w:after="0" w:before="0"/>
+      </w:pPr>
+      <w:r>
+        <w:rPr>
+          <w:rFonts w:ascii="Consolas" w:hAnsi="Consolas"/>
+          <w:color w:val="101010"/>
+          <w:sz w:val="18"/>
+        </w:rPr>
+        <w:t>index = faiss.IndexFlatIP(emb.shape[1])</w:t>
+      </w:r>
+    </w:p>
+    <w:p>
+      <w:pPr>
+        <w:spacing w:after="0" w:before="0"/>
+      </w:pPr>
+      <w:r>
+        <w:rPr>
+          <w:rFonts w:ascii="Consolas" w:hAnsi="Consolas"/>
+          <w:color w:val="101010"/>
+          <w:sz w:val="18"/>
+        </w:rPr>
+        <w:t>index.add(emb.astype(np.float32))</w:t>
+      </w:r>
+    </w:p>
+    <w:p>
+      <w:pPr>
+        <w:spacing w:after="0" w:before="0"/>
+      </w:pPr>
+      <w:r>
+        <w:rPr>
+          <w:rFonts w:ascii="Consolas" w:hAnsi="Consolas"/>
+          <w:color w:val="101010"/>
+          <w:sz w:val="18"/>
+        </w:rPr>
+        <w:t xml:space="preserve"> </w:t>
+      </w:r>
+    </w:p>
+    <w:p>
+      <w:pPr>
+        <w:spacing w:after="0" w:before="0"/>
+      </w:pPr>
+      <w:r>
+        <w:rPr>
+          <w:rFonts w:ascii="Consolas" w:hAnsi="Consolas"/>
+          <w:color w:val="101010"/>
+          <w:sz w:val="18"/>
+        </w:rPr>
+        <w:t>def retrieve(query, k=8):</w:t>
+      </w:r>
+    </w:p>
+    <w:p>
+      <w:pPr>
+        <w:spacing w:after="0" w:before="0"/>
+      </w:pPr>
+      <w:r>
+        <w:rPr>
+          <w:rFonts w:ascii="Consolas" w:hAnsi="Consolas"/>
+          <w:color w:val="101010"/>
+          <w:sz w:val="18"/>
+        </w:rPr>
+        <w:t xml:space="preserve">    qv = model.encode([query], normalize_embeddings=True)</w:t>
+      </w:r>
+    </w:p>
+    <w:p>
+      <w:pPr>
+        <w:spacing w:after="0" w:before="0"/>
+      </w:pPr>
+      <w:r>
+        <w:rPr>
+          <w:rFonts w:ascii="Consolas" w:hAnsi="Consolas"/>
+          <w:color w:val="101010"/>
+          <w:sz w:val="18"/>
+        </w:rPr>
+        <w:t xml:space="preserve">    scores, ids = index.search(qv.astype(np.float32), k)</w:t>
+      </w:r>
+    </w:p>
+    <w:p>
+      <w:pPr>
+        <w:spacing w:after="0" w:before="0"/>
+      </w:pPr>
+      <w:r>
+        <w:rPr>
+          <w:rFonts w:ascii="Consolas" w:hAnsi="Consolas"/>
+          <w:color w:val="101010"/>
+          <w:sz w:val="18"/>
+        </w:rPr>
+        <w:t xml:space="preserve">    return [(chunks[i], float(s)) for i, s in zip(ids[0], scores[0])]</w:t>
+      </w:r>
+    </w:p>
+    <w:p>
+      <w:pPr>
+        <w:spacing w:after="0" w:before="0"/>
+      </w:pPr>
+      <w:r>
+        <w:rPr>
+          <w:rFonts w:ascii="Consolas" w:hAnsi="Consolas"/>
+          <w:color w:val="101010"/>
+          <w:sz w:val="18"/>
+        </w:rPr>
+        <w:t xml:space="preserve"> </w:t>
+      </w:r>
+    </w:p>
+    <w:p>
+      <w:pPr>
+        <w:spacing w:after="0" w:before="0"/>
+      </w:pPr>
+      <w:r>
+        <w:rPr>
+          <w:rFonts w:ascii="Consolas" w:hAnsi="Consolas"/>
+          <w:color w:val="101010"/>
+          <w:sz w:val="18"/>
+        </w:rPr>
+        <w:t>def generate(query, context_chunks):</w:t>
+      </w:r>
+    </w:p>
+    <w:p>
+      <w:pPr>
+        <w:spacing w:after="0" w:before="0"/>
+      </w:pPr>
+      <w:r>
+        <w:rPr>
+          <w:rFonts w:ascii="Consolas" w:hAnsi="Consolas"/>
+          <w:color w:val="101010"/>
+          <w:sz w:val="18"/>
+        </w:rPr>
+        <w:t xml:space="preserve">    # TODO: call your LLM API with a grounded prompt and citations</w:t>
+      </w:r>
+    </w:p>
+    <w:p>
+      <w:pPr>
+        <w:spacing w:after="0" w:before="0"/>
+      </w:pPr>
+      <w:r>
+        <w:rPr>
+          <w:rFonts w:ascii="Consolas" w:hAnsi="Consolas"/>
+          <w:color w:val="101010"/>
+          <w:sz w:val="18"/>
+        </w:rPr>
+        <w:t xml:space="preserve">    raise NotImplementedError</w:t>
+      </w:r>
+    </w:p>
+    <w:p>
+      <w:pPr>
+        <w:spacing w:after="0" w:before="0"/>
+      </w:pPr>
+      <w:r>
+        <w:rPr>
+          <w:rFonts w:ascii="Consolas" w:hAnsi="Consolas"/>
+          <w:color w:val="101010"/>
+          <w:sz w:val="18"/>
+        </w:rPr>
+        <w:t xml:space="preserve"> </w:t>
+      </w:r>
+    </w:p>
+    <w:p>
+      <w:r>
+        <w:rPr>
+          <w:b/>
+          <w:color w:val="1E2761"/>
+          <w:sz w:val="32"/>
+        </w:rPr>
+        <w:t>Verification Checks</w:t>
+      </w:r>
+    </w:p>
+    <w:p>
+      <w:r>
+        <w:rPr>
+          <w:color w:val="333333"/>
+          <w:sz w:val="22"/>
+        </w:rPr>
+        <w:t>Run these before submitting. Each check catches a frequent failure.</w:t>
+      </w:r>
+    </w:p>
+    <w:p>
+      <w:pPr>
+        <w:pStyle w:val="ListBullet"/>
+      </w:pPr>
+      <w:r>
+        <w:rPr>
+          <w:color w:val="333333"/>
+          <w:sz w:val="22"/>
+        </w:rPr>
+        <w:t>Index size equals the number of chunks (index.ntotal == len(chunks)).</w:t>
+      </w:r>
+    </w:p>
+    <w:p>
+      <w:pPr>
+        <w:pStyle w:val="ListBullet"/>
+      </w:pPr>
+      <w:r>
+        <w:rPr>
+          <w:color w:val="333333"/>
+          <w:sz w:val="22"/>
+        </w:rPr>
+        <w:t>retrieve('What is the refund policy?') returns 8 results with scores in descending order between -1 and 1.</w:t>
+      </w:r>
+    </w:p>
+    <w:p>
+      <w:pPr>
+        <w:pStyle w:val="ListBullet"/>
+      </w:pPr>
+      <w:r>
+        <w:rPr>
+          <w:color w:val="333333"/>
+          <w:sz w:val="22"/>
+        </w:rPr>
+        <w:t>recall@8 on the provided 20-query set is at least 0.70.</w:t>
+      </w:r>
+    </w:p>
+    <w:p>
+      <w:pPr>
+        <w:pStyle w:val="ListBullet"/>
+      </w:pPr>
+      <w:r>
+        <w:rPr>
+          <w:color w:val="333333"/>
+          <w:sz w:val="22"/>
+        </w:rPr>
+        <w:t>End-to-end answer latency P95 is under 5 seconds on the 20 sample queries.</w:t>
       </w:r>
     </w:p>
     <w:p>
@@ -518,6 +942,7 @@
       </w:r>
     </w:p>
     <w:sectPr>
+      <w:footerReference w:type="default" r:id="rId9"/>
       <w:pgSz w:w="12240" w:h="15840"/>
       <w:pgMar w:top="1152" w:right="1296" w:bottom="1152" w:left="1296" w:header="720" w:footer="720" w:gutter="0"/>
       <w:cols w:space="720"/>
@@ -525,6 +950,25 @@
     </w:sectPr>
   </w:body>
 </w:document>
+</file>
+
+<file path=word/footer1.xml><?xml version="1.0" encoding="utf-8"?>
+<w:ftr xmlns:m="http://schemas.openxmlformats.org/officeDocument/2006/math" xmlns:mc="http://schemas.openxmlformats.org/markup-compatibility/2006" xmlns:mo="http://schemas.microsoft.com/office/mac/office/2008/main" xmlns:mv="urn:schemas-microsoft-com:mac:vml" xmlns:o="urn:schemas-microsoft-com:office:office" xmlns:r="http://schemas.openxmlformats.org/officeDocument/2006/relationships" xmlns:v="urn:schemas-microsoft-com:vml" xmlns:w10="urn:schemas-microsoft-com:office:word" xmlns:w14="http://schemas.microsoft.com/office/word/2010/wordml" xmlns:w="http://schemas.openxmlformats.org/wordprocessingml/2006/main" xmlns:wne="http://schemas.microsoft.com/office/word/2006/wordml" xmlns:wp14="http://schemas.microsoft.com/office/word/2010/wordprocessingDrawing" xmlns:wp="http://schemas.openxmlformats.org/drawingml/2006/wordprocessingDrawing" xmlns:wpc="http://schemas.microsoft.com/office/word/2010/wordprocessingCanvas" xmlns:wpg="http://schemas.microsoft.com/office/word/2010/wordprocessingGroup" xmlns:wpi="http://schemas.microsoft.com/office/word/2010/wordprocessingInk" xmlns:wps="http://schemas.microsoft.com/office/word/2010/wordprocessingShape" mc:Ignorable="w14 wp14">
+  <w:p>
+    <w:pPr>
+      <w:pStyle w:val="Footer"/>
+      <w:jc w:val="center"/>
+    </w:pPr>
+    <w:r>
+      <w:rPr>
+        <w:rFonts w:ascii="Calibri" w:hAnsi="Calibri"/>
+        <w:color w:val="333333"/>
+        <w:sz w:val="18"/>
+      </w:rPr>
+      <w:t>© 2026 Proxiant Academy | info@proxiant.com | proxiant.ai/training</w:t>
+    </w:r>
+  </w:p>
+</w:ftr>
 </file>
 
 <file path=word/numbering.xml><?xml version="1.0" encoding="utf-8"?>
